--- a/Administratif/Borang_1_Pendaftaran_TA/Borang_1_Pendaftaran_TA.docx
+++ b/Administratif/Borang_1_Pendaftaran_TA/Borang_1_Pendaftaran_TA.docx
@@ -535,7 +535,7 @@
     </w:p>
     <w:tbl>
       <w:tblPr>
-        <w:tblW w:w="0" w:type="auto"/>
+        <w:tblW w:w="9015" w:type="dxa"/>
         <w:tblInd w:w="122" w:type="dxa"/>
         <w:tblBorders>
           <w:top w:val="single" w:sz="4" w:space="0" w:color="auto"/>
@@ -549,14 +549,14 @@
         <w:tblLook w:val="04A0"/>
       </w:tblPr>
       <w:tblGrid>
-        <w:gridCol w:w="448"/>
-        <w:gridCol w:w="7619"/>
-        <w:gridCol w:w="948"/>
+        <w:gridCol w:w="684"/>
+        <w:gridCol w:w="7382"/>
+        <w:gridCol w:w="949"/>
       </w:tblGrid>
       <w:tr>
         <w:tc>
           <w:tcPr>
-            <w:tcW w:w="448" w:type="dxa"/>
+            <w:tcW w:w="684" w:type="dxa"/>
             <w:shd w:val="clear" w:color="auto" w:fill="92D050"/>
             <w:vAlign w:val="center"/>
           </w:tcPr>
@@ -589,8 +589,9 @@
         </w:tc>
         <w:tc>
           <w:tcPr>
-            <w:tcW w:w="7619" w:type="dxa"/>
+            <w:tcW w:w="7382" w:type="dxa"/>
             <w:shd w:val="clear" w:color="auto" w:fill="92D050"/>
+            <w:vAlign w:val="center"/>
           </w:tcPr>
           <w:p>
             <w:pPr>
@@ -623,8 +624,9 @@
         </w:tc>
         <w:tc>
           <w:tcPr>
-            <w:tcW w:w="948" w:type="dxa"/>
+            <w:tcW w:w="949" w:type="dxa"/>
             <w:shd w:val="clear" w:color="auto" w:fill="92D050"/>
+            <w:vAlign w:val="center"/>
           </w:tcPr>
           <w:p>
             <w:pPr>
@@ -657,7 +659,7 @@
       <w:tr>
         <w:tc>
           <w:tcPr>
-            <w:tcW w:w="448" w:type="dxa"/>
+            <w:tcW w:w="684" w:type="dxa"/>
             <w:vAlign w:val="center"/>
           </w:tcPr>
           <w:p>
@@ -687,7 +689,7 @@
         </w:tc>
         <w:tc>
           <w:tcPr>
-            <w:tcW w:w="7619" w:type="dxa"/>
+            <w:tcW w:w="7382" w:type="dxa"/>
           </w:tcPr>
           <w:p>
             <w:pPr>
@@ -771,7 +773,7 @@
         </w:tc>
         <w:tc>
           <w:tcPr>
-            <w:tcW w:w="948" w:type="dxa"/>
+            <w:tcW w:w="949" w:type="dxa"/>
           </w:tcPr>
           <w:p>
             <w:pPr>
@@ -793,7 +795,7 @@
       <w:tr>
         <w:tc>
           <w:tcPr>
-            <w:tcW w:w="448" w:type="dxa"/>
+            <w:tcW w:w="684" w:type="dxa"/>
             <w:vAlign w:val="center"/>
           </w:tcPr>
           <w:p>
@@ -823,7 +825,7 @@
         </w:tc>
         <w:tc>
           <w:tcPr>
-            <w:tcW w:w="7619" w:type="dxa"/>
+            <w:tcW w:w="7382" w:type="dxa"/>
           </w:tcPr>
           <w:p>
             <w:pPr>
@@ -1111,7 +1113,8 @@
         </w:tc>
         <w:tc>
           <w:tcPr>
-            <w:tcW w:w="948" w:type="dxa"/>
+            <w:tcW w:w="949" w:type="dxa"/>
+            <w:vAlign w:val="center"/>
           </w:tcPr>
           <w:p>
             <w:pPr>
@@ -1119,21 +1122,32 @@
               <w:autoSpaceDN w:val="0"/>
               <w:adjustRightInd w:val="0"/>
               <w:spacing w:after="0" w:line="276" w:lineRule="auto"/>
+              <w:jc w:val="center"/>
               <w:rPr>
                 <w:rFonts w:ascii="Times New Roman" w:hAnsi="Times New Roman"/>
                 <w:b/>
                 <w:bCs/>
-                <w:sz w:val="24"/>
-                <w:szCs w:val="24"/>
-              </w:rPr>
-            </w:pPr>
+                <w:sz w:val="48"/>
+                <w:szCs w:val="24"/>
+              </w:rPr>
+            </w:pPr>
+            <w:r>
+              <w:rPr>
+                <w:rFonts w:ascii="Times New Roman" w:hAnsi="Times New Roman"/>
+                <w:b/>
+                <w:bCs/>
+                <w:sz w:val="48"/>
+                <w:szCs w:val="24"/>
+              </w:rPr>
+              <w:t>-</w:t>
+            </w:r>
           </w:p>
         </w:tc>
       </w:tr>
       <w:tr>
         <w:tc>
           <w:tcPr>
-            <w:tcW w:w="448" w:type="dxa"/>
+            <w:tcW w:w="684" w:type="dxa"/>
             <w:vAlign w:val="center"/>
           </w:tcPr>
           <w:p>
@@ -1163,7 +1177,7 @@
         </w:tc>
         <w:tc>
           <w:tcPr>
-            <w:tcW w:w="7619" w:type="dxa"/>
+            <w:tcW w:w="7382" w:type="dxa"/>
           </w:tcPr>
           <w:p>
             <w:pPr>
@@ -1238,7 +1252,6 @@
               <w:autoSpaceDN w:val="0"/>
               <w:adjustRightInd w:val="0"/>
               <w:spacing w:after="0" w:line="276" w:lineRule="auto"/>
-              <w:jc w:val="both"/>
               <w:rPr>
                 <w:rFonts w:ascii="Times New Roman" w:hAnsi="Times New Roman"/>
                 <w:sz w:val="24"/>
@@ -1969,7 +1982,7 @@
         </w:tc>
         <w:tc>
           <w:tcPr>
-            <w:tcW w:w="948" w:type="dxa"/>
+            <w:tcW w:w="949" w:type="dxa"/>
           </w:tcPr>
           <w:p>
             <w:pPr>
@@ -1991,7 +2004,7 @@
       <w:tr>
         <w:tc>
           <w:tcPr>
-            <w:tcW w:w="448" w:type="dxa"/>
+            <w:tcW w:w="684" w:type="dxa"/>
             <w:vAlign w:val="center"/>
           </w:tcPr>
           <w:p>
@@ -2021,7 +2034,7 @@
         </w:tc>
         <w:tc>
           <w:tcPr>
-            <w:tcW w:w="7619" w:type="dxa"/>
+            <w:tcW w:w="7382" w:type="dxa"/>
           </w:tcPr>
           <w:p>
             <w:pPr>
@@ -2091,7 +2104,7 @@
         </w:tc>
         <w:tc>
           <w:tcPr>
-            <w:tcW w:w="948" w:type="dxa"/>
+            <w:tcW w:w="949" w:type="dxa"/>
           </w:tcPr>
           <w:p>
             <w:pPr>
@@ -2113,7 +2126,7 @@
       <w:tr>
         <w:tc>
           <w:tcPr>
-            <w:tcW w:w="448" w:type="dxa"/>
+            <w:tcW w:w="684" w:type="dxa"/>
             <w:vAlign w:val="center"/>
           </w:tcPr>
           <w:p>
@@ -2143,7 +2156,7 @@
         </w:tc>
         <w:tc>
           <w:tcPr>
-            <w:tcW w:w="7619" w:type="dxa"/>
+            <w:tcW w:w="7382" w:type="dxa"/>
           </w:tcPr>
           <w:p>
             <w:pPr>
@@ -2259,7 +2272,7 @@
         </w:tc>
         <w:tc>
           <w:tcPr>
-            <w:tcW w:w="948" w:type="dxa"/>
+            <w:tcW w:w="949" w:type="dxa"/>
           </w:tcPr>
           <w:p>
             <w:pPr>
@@ -2281,7 +2294,7 @@
       <w:tr>
         <w:tc>
           <w:tcPr>
-            <w:tcW w:w="448" w:type="dxa"/>
+            <w:tcW w:w="684" w:type="dxa"/>
             <w:vAlign w:val="center"/>
           </w:tcPr>
           <w:p>
@@ -2311,7 +2324,7 @@
         </w:tc>
         <w:tc>
           <w:tcPr>
-            <w:tcW w:w="7619" w:type="dxa"/>
+            <w:tcW w:w="7382" w:type="dxa"/>
           </w:tcPr>
           <w:p>
             <w:pPr>
@@ -2357,7 +2370,7 @@
         </w:tc>
         <w:tc>
           <w:tcPr>
-            <w:tcW w:w="948" w:type="dxa"/>
+            <w:tcW w:w="949" w:type="dxa"/>
           </w:tcPr>
           <w:p>
             <w:pPr>
@@ -2379,7 +2392,7 @@
       <w:tr>
         <w:tc>
           <w:tcPr>
-            <w:tcW w:w="448" w:type="dxa"/>
+            <w:tcW w:w="684" w:type="dxa"/>
             <w:vAlign w:val="center"/>
           </w:tcPr>
           <w:p>
@@ -2409,7 +2422,7 @@
         </w:tc>
         <w:tc>
           <w:tcPr>
-            <w:tcW w:w="7619" w:type="dxa"/>
+            <w:tcW w:w="7382" w:type="dxa"/>
           </w:tcPr>
           <w:p>
             <w:pPr>
@@ -2445,7 +2458,7 @@
         </w:tc>
         <w:tc>
           <w:tcPr>
-            <w:tcW w:w="948" w:type="dxa"/>
+            <w:tcW w:w="949" w:type="dxa"/>
           </w:tcPr>
           <w:p>
             <w:pPr>
@@ -2467,7 +2480,7 @@
       <w:tr>
         <w:tc>
           <w:tcPr>
-            <w:tcW w:w="448" w:type="dxa"/>
+            <w:tcW w:w="684" w:type="dxa"/>
             <w:vAlign w:val="center"/>
           </w:tcPr>
           <w:p>
@@ -2497,7 +2510,7 @@
         </w:tc>
         <w:tc>
           <w:tcPr>
-            <w:tcW w:w="7619" w:type="dxa"/>
+            <w:tcW w:w="7382" w:type="dxa"/>
           </w:tcPr>
           <w:p>
             <w:pPr>
@@ -2525,7 +2538,7 @@
         </w:tc>
         <w:tc>
           <w:tcPr>
-            <w:tcW w:w="948" w:type="dxa"/>
+            <w:tcW w:w="949" w:type="dxa"/>
           </w:tcPr>
           <w:p>
             <w:pPr>
@@ -2658,17 +2671,17 @@
                 <w:sz w:val="24"/>
                 <w:szCs w:val="24"/>
               </w:rPr>
-              <w:t>Desember</w:t>
-            </w:r>
-            <w:proofErr w:type="spellEnd"/>
-            <w:r>
-              <w:rPr>
-                <w:rFonts w:ascii="Times New Roman" w:hAnsi="Times New Roman"/>
-                <w:bCs/>
-                <w:sz w:val="24"/>
-                <w:szCs w:val="24"/>
-              </w:rPr>
-              <w:t xml:space="preserve"> 2019</w:t>
+              <w:t>Februari</w:t>
+            </w:r>
+            <w:proofErr w:type="spellEnd"/>
+            <w:r>
+              <w:rPr>
+                <w:rFonts w:ascii="Times New Roman" w:hAnsi="Times New Roman"/>
+                <w:bCs/>
+                <w:sz w:val="24"/>
+                <w:szCs w:val="24"/>
+              </w:rPr>
+              <w:t xml:space="preserve"> 2020</w:t>
             </w:r>
           </w:p>
           <w:p>
@@ -2758,6 +2771,7 @@
               <w:autoSpaceDN w:val="0"/>
               <w:adjustRightInd w:val="0"/>
               <w:spacing w:after="0" w:line="276" w:lineRule="auto"/>
+              <w:jc w:val="both"/>
               <w:rPr>
                 <w:rFonts w:ascii="Times New Roman" w:hAnsi="Times New Roman"/>
                 <w:bCs/>
